--- a/电流场模拟静电场/电流场模拟静电场作业.docx
+++ b/电流场模拟静电场/电流场模拟静电场作业.docx
@@ -9418,27 +9418,7 @@
           <w:sz w:val="24"/>
           <w:szCs w:val="24"/>
         </w:rPr>
-        <w:t>测量时</w:t>
-      </w:r>
-      <w:proofErr w:type="gramStart"/>
-      <w:r>
-        <w:rPr>
-          <w:rFonts w:ascii="宋体" w:eastAsia="宋体" w:hAnsi="宋体" w:hint="eastAsia"/>
-          <w:color w:val="000000" w:themeColor="text1"/>
-          <w:sz w:val="24"/>
-          <w:szCs w:val="24"/>
-        </w:rPr>
-        <w:t>探针未</w:t>
-      </w:r>
-      <w:proofErr w:type="gramEnd"/>
-      <w:r>
-        <w:rPr>
-          <w:rFonts w:ascii="宋体" w:eastAsia="宋体" w:hAnsi="宋体" w:hint="eastAsia"/>
-          <w:color w:val="000000" w:themeColor="text1"/>
-          <w:sz w:val="24"/>
-          <w:szCs w:val="24"/>
-        </w:rPr>
-        <w:t>垂直</w:t>
+        <w:t>测量时探针未垂直</w:t>
       </w:r>
       <w:r>
         <w:rPr>
@@ -10194,27 +10174,7 @@
           <w:sz w:val="24"/>
           <w:szCs w:val="24"/>
         </w:rPr>
-        <w:t>在总电阻中占</w:t>
-      </w:r>
-      <w:proofErr w:type="gramStart"/>
-      <w:r>
-        <w:rPr>
-          <w:rFonts w:ascii="宋体" w:eastAsia="宋体" w:hAnsi="宋体" w:hint="eastAsia"/>
-          <w:color w:val="000000" w:themeColor="text1"/>
-          <w:sz w:val="24"/>
-          <w:szCs w:val="24"/>
-        </w:rPr>
-        <w:t>比显著</w:t>
-      </w:r>
-      <w:proofErr w:type="gramEnd"/>
-      <w:r>
-        <w:rPr>
-          <w:rFonts w:ascii="宋体" w:eastAsia="宋体" w:hAnsi="宋体" w:hint="eastAsia"/>
-          <w:color w:val="000000" w:themeColor="text1"/>
-          <w:sz w:val="24"/>
-          <w:szCs w:val="24"/>
-        </w:rPr>
-        <w:t>提升，导致电极附近电势分布严重偏离理论值。</w:t>
+        <w:t>在总电阻中占比显著提升，导致电极附近电势分布严重偏离理论值。</w:t>
       </w:r>
     </w:p>
     <w:p>
@@ -10368,27 +10328,7 @@
           <w:sz w:val="24"/>
           <w:szCs w:val="24"/>
         </w:rPr>
-        <w:t>能用</w:t>
-      </w:r>
-      <w:proofErr w:type="gramStart"/>
-      <w:r>
-        <w:rPr>
-          <w:rFonts w:ascii="宋体" w:eastAsia="宋体" w:hAnsi="宋体" w:hint="eastAsia"/>
-          <w:color w:val="000000" w:themeColor="text1"/>
-          <w:sz w:val="24"/>
-          <w:szCs w:val="24"/>
-        </w:rPr>
-        <w:t>稳恒电流场</w:t>
-      </w:r>
-      <w:proofErr w:type="gramEnd"/>
-      <w:r>
-        <w:rPr>
-          <w:rFonts w:ascii="宋体" w:eastAsia="宋体" w:hAnsi="宋体" w:hint="eastAsia"/>
-          <w:color w:val="000000" w:themeColor="text1"/>
-          <w:sz w:val="24"/>
-          <w:szCs w:val="24"/>
-        </w:rPr>
-        <w:t>模拟静电场的条件有哪些</w:t>
+        <w:t>能用稳恒电流场模拟静电场的条件有哪些</w:t>
       </w:r>
       <w:r>
         <w:rPr>
@@ -10671,23 +10611,7 @@
           <w:rFonts w:ascii="Segoe UI" w:hAnsi="Segoe UI" w:cs="Segoe UI"/>
           <w:color w:val="495057"/>
         </w:rPr>
-        <w:t>本次实验利用</w:t>
-      </w:r>
-      <w:proofErr w:type="gramStart"/>
-      <w:r>
-        <w:rPr>
-          <w:rFonts w:ascii="Segoe UI" w:hAnsi="Segoe UI" w:cs="Segoe UI"/>
-          <w:color w:val="495057"/>
-        </w:rPr>
-        <w:t>稳恒电流场</w:t>
-      </w:r>
-      <w:proofErr w:type="gramEnd"/>
-      <w:r>
-        <w:rPr>
-          <w:rFonts w:ascii="Segoe UI" w:hAnsi="Segoe UI" w:cs="Segoe UI"/>
-          <w:color w:val="495057"/>
-        </w:rPr>
-        <w:t>模拟了同轴电缆的静电场，验证了模拟方法的可行性及其等效条件。实测的等势线分布与理论规律基本吻合，表明无限长同轴圆柱带电体的静电场等势线为同轴同心圆，电势分布满足对数规律。同时，实验明确了误差的主要来源，并提出了提升测量精度的改进方向，包括保证电极同心、选用电导率适中且均匀的导电介质、确保电极与介质接触良好以及使用高内阻测量仪器等。</w:t>
+        <w:t>本次实验利用稳恒电流场模拟了同轴电缆的静电场，验证了模拟方法的可行性及其等效条件。实测的等势线分布与理论规律基本吻合，表明无限长同轴圆柱带电体的静电场等势线为同轴同心圆，电势分布满足对数规律。同时，实验明确了误差的主要来源，并提出了提升测量精度的改进方向，包括保证电极同心、选用电导率适中且均匀的导电介质、确保电极与介质接触良好以及使用高内阻测量仪器等。</w:t>
       </w:r>
     </w:p>
     <w:p>
@@ -10706,23 +10630,7 @@
           <w:rFonts w:ascii="Segoe UI" w:hAnsi="Segoe UI" w:cs="Segoe UI"/>
           <w:color w:val="495057"/>
         </w:rPr>
-        <w:t>通过本次实验，加深了对模拟法物理思想的理解，掌握了利用</w:t>
-      </w:r>
-      <w:proofErr w:type="gramStart"/>
-      <w:r>
-        <w:rPr>
-          <w:rFonts w:ascii="Segoe UI" w:hAnsi="Segoe UI" w:cs="Segoe UI"/>
-          <w:color w:val="495057"/>
-        </w:rPr>
-        <w:t>稳恒电流场</w:t>
-      </w:r>
-      <w:proofErr w:type="gramEnd"/>
-      <w:r>
-        <w:rPr>
-          <w:rFonts w:ascii="Segoe UI" w:hAnsi="Segoe UI" w:cs="Segoe UI"/>
-          <w:color w:val="495057"/>
-        </w:rPr>
-        <w:t>模拟静电场的必要条件，对静电场的分布规律获得了更直观的认识。同时，也学会了分析系统误差与偶然误差的方法，提升了实验操作与数据处理能力。</w:t>
+        <w:t>通过本次实验，加深了对模拟法物理思想的理解，掌握了利用稳恒电流场模拟静电场的必要条件，对静电场的分布规律获得了更直观的认识。同时，也学会了分析系统误差与偶然误差的方法，提升了实验操作与数据处理能力。</w:t>
       </w:r>
     </w:p>
     <w:p>
@@ -10781,9 +10689,9 @@
         </w:rPr>
         <w:lastRenderedPageBreak/>
         <w:drawing>
-          <wp:inline distT="0" distB="0" distL="0" distR="0" wp14:anchorId="7C6609C9" wp14:editId="219D7577">
-            <wp:extent cx="5111300" cy="4468839"/>
-            <wp:effectExtent l="0" t="2540" r="0" b="0"/>
+          <wp:inline distT="0" distB="0" distL="0" distR="0" wp14:anchorId="7C6609C9" wp14:editId="2BAAD64A">
+            <wp:extent cx="4394958" cy="4468495"/>
+            <wp:effectExtent l="1270" t="0" r="6985" b="6985"/>
             <wp:docPr id="4" name="图片 2"/>
             <wp:cNvGraphicFramePr>
               <a:graphicFrameLocks xmlns:a="http://schemas.openxmlformats.org/drawingml/2006/main" noChangeAspect="1"/>
@@ -10805,7 +10713,7 @@
                         </a:ext>
                       </a:extLst>
                     </a:blip>
-                    <a:srcRect l="5450" r="13526" b="20"/>
+                    <a:srcRect l="16800" r="13526" b="20"/>
                     <a:stretch>
                       <a:fillRect/>
                     </a:stretch>
@@ -10813,7 +10721,7 @@
                   <pic:spPr bwMode="auto">
                     <a:xfrm rot="5400000">
                       <a:off x="0" y="0"/>
-                      <a:ext cx="5111407" cy="4468932"/>
+                      <a:ext cx="4395388" cy="4468932"/>
                     </a:xfrm>
                     <a:prstGeom prst="rect">
                       <a:avLst/>
